--- a/downloads/附件四_富宇大境共用設施無依賴切結與生活垃圾自行清運承諾書.docx
+++ b/downloads/附件四_富宇大境共用設施無依賴切結與生活垃圾自行清運承諾書.docx
@@ -4,15 +4,15 @@
   <w:body>
     <w:p>
       <w:pPr>
-        <w:spacing w:before="200" w:after="80"/>
+        <w:spacing w:before="0" w:after="40"/>
         <w:jc w:val="center"/>
       </w:pPr>
       <w:r>
         <w:rPr>
           <w:rFonts w:ascii="PingFang TC" w:hAnsi="PingFang TC"/>
           <w:b/>
-          <w:color w:val="A83212"/>
-          <w:sz w:val="32"/>
+          <w:color w:val="B8860B"/>
+          <w:sz w:val="26"/>
         </w:rPr>
         <w:t>【附件四】富宇大境（A2 區）全體區分所有權人</w:t>
         <w:br/>
@@ -21,121 +21,116 @@
     </w:p>
     <w:p>
       <w:pPr>
-        <w:spacing w:before="40" w:after="320"/>
+        <w:spacing w:before="0" w:after="80"/>
         <w:jc w:val="center"/>
       </w:pPr>
       <w:r>
         <w:rPr>
           <w:rFonts w:ascii="PingFang TC" w:hAnsi="PingFang TC"/>
-          <w:b/>
-          <w:color w:val="DE5814"/>
-          <w:sz w:val="19"/>
+          <w:color w:val="8C8273"/>
+          <w:sz w:val="16"/>
         </w:rPr>
-        <w:t>正式向主管機關與富宇大地管理委員會切結聲明：本區廢棄物完全自理，無公設依賴不可分性</w:t>
+        <w:t>正式向管理委員會與大會切結聲明：本區廢棄物完全自理，無公設依賴不可分性</w:t>
       </w:r>
     </w:p>
     <w:p>
       <w:pPr>
-        <w:spacing w:line="312" w:lineRule="auto" w:before="60" w:after="80"/>
+        <w:spacing w:line="269" w:lineRule="auto" w:before="20" w:after="20"/>
       </w:pPr>
       <w:r>
         <w:rPr>
           <w:rFonts w:ascii="PingFang TC" w:hAnsi="PingFang TC"/>
           <w:b/>
-          <w:color w:val="A83212"/>
-          <w:sz w:val="19"/>
+          <w:color w:val="B8860B"/>
+          <w:sz w:val="16"/>
         </w:rPr>
         <w:t>第一條（生活垃圾自行清運）：</w:t>
-        <w:br/>
       </w:r>
       <w:r>
         <w:rPr>
           <w:rFonts w:ascii="PingFang TC" w:hAnsi="PingFang TC"/>
-          <w:color w:val="2D3748"/>
-          <w:sz w:val="18"/>
+          <w:color w:val="1A1D20"/>
+          <w:sz w:val="16"/>
         </w:rPr>
-        <w:t>立承諾書人確認：本區（A2 大境 6 戶）透天別墅緊鄰台中市公有計畫道路龍社路，平日生活廢棄物均由住戶於門前自行等候台中市環保局公有垃圾車定時清運，完全未使用富宇大地社區內部巷道之收費垃圾子母車（睿豐廢棄物清運）。</w:t>
+        <w:t>立承諾書人確認：本區（A2 大境 6 戶）透天別墅緊鄰台中市公有計畫道路龍社路，平日生活廢棄物均由住戶於門前自行等候台中市環保局公有垃圾車定時清運，完全未使用富宇大地社區內部巷道之收費垃圾子母車。</w:t>
       </w:r>
     </w:p>
     <w:p>
       <w:pPr>
-        <w:spacing w:line="312" w:lineRule="auto" w:before="60" w:after="80"/>
+        <w:spacing w:line="269" w:lineRule="auto" w:before="20" w:after="20"/>
       </w:pPr>
       <w:r>
         <w:rPr>
           <w:rFonts w:ascii="PingFang TC" w:hAnsi="PingFang TC"/>
           <w:b/>
-          <w:color w:val="A83212"/>
-          <w:sz w:val="19"/>
+          <w:color w:val="B8860B"/>
+          <w:sz w:val="16"/>
         </w:rPr>
-        <w:t>第二條（自願放棄使用內部子母車與環保室）：</w:t>
-        <w:br/>
+        <w:t>第二條（自願放棄使用內部子母車）：</w:t>
       </w:r>
       <w:r>
         <w:rPr>
           <w:rFonts w:ascii="PingFang TC" w:hAnsi="PingFang TC"/>
-          <w:color w:val="2D3748"/>
-          <w:sz w:val="18"/>
+          <w:color w:val="1A1D20"/>
+          <w:sz w:val="16"/>
         </w:rPr>
-        <w:t>立承諾書人一致承諾：自本區獨立分割生效之日起，自願完全放棄使用富宇大地社區內部之垃圾子母車、環保室及相關清運設施，亦不再分攤大社區之任何垃圾清運費與清潔維護費。</w:t>
+        <w:t>立承諾書人一致承諾：自本區獨立分割生效之日起，自願完全放棄使用富宇大地內部之垃圾子母車及相關清運設施，亦不再分攤大社區之任何垃圾清運費與清潔維護費。</w:t>
       </w:r>
     </w:p>
     <w:p>
       <w:pPr>
-        <w:spacing w:line="312" w:lineRule="auto" w:before="60" w:after="80"/>
+        <w:spacing w:line="269" w:lineRule="auto" w:before="20" w:after="20"/>
       </w:pPr>
       <w:r>
         <w:rPr>
           <w:rFonts w:ascii="PingFang TC" w:hAnsi="PingFang TC"/>
           <w:b/>
-          <w:color w:val="A83212"/>
-          <w:sz w:val="19"/>
+          <w:color w:val="B8860B"/>
+          <w:sz w:val="16"/>
         </w:rPr>
-        <w:t>第三條（水電排污完全獨立與無機電依賴切結）：</w:t>
-        <w:br/>
+        <w:t>第三條（水電排污完全獨立切結）：</w:t>
       </w:r>
       <w:r>
         <w:rPr>
           <w:rFonts w:ascii="PingFang TC" w:hAnsi="PingFang TC"/>
-          <w:color w:val="2D3748"/>
-          <w:sz w:val="18"/>
+          <w:color w:val="1A1D20"/>
+          <w:sz w:val="16"/>
         </w:rPr>
-        <w:t>本區 6 戶出入直接銜接龍社路，無通行富宇大地內部私設巷道（如 642 巷等）之需求，亦無使用貨櫃屋管理室等公設。立切結書人確認：本區（A2 大境 6 戶）之自來水進水、自用電表、生活排水與化糞系統，均由台水、台電及市府幹管直供或獨立自理，完全無接入或依賴富宇大地大社區內部私設之加壓受水池、抽水馬達或排污中繼設備。本區水電與排污設施物理邊界完全獨立，完全符合《公寓大廈管理條例》第 26 條第 1 項「得各自獨立使用」之法定要件。</w:t>
+        <w:t>本區 6 戶出入直接銜接龍社路，無通行內部私設巷道（如 642 巷等）之需求。立切結書人確認：本區之自來水進水、自用電表、生活排水與化糞系統，均由台水、台電及市府幹管直供或獨立自理，完全無接入或依賴內部加壓水池、抽水馬達或排污中繼機電設備。完全符合《公寓大廈管理條例》第 53 條集居地區管理分流之客觀準用要件。</w:t>
       </w:r>
     </w:p>
     <w:p>
       <w:pPr>
-        <w:spacing w:line="312" w:lineRule="auto" w:before="60" w:after="80"/>
+        <w:spacing w:line="269" w:lineRule="auto" w:before="20" w:after="20"/>
       </w:pPr>
       <w:r>
         <w:rPr>
           <w:rFonts w:ascii="PingFang TC" w:hAnsi="PingFang TC"/>
           <w:b/>
-          <w:color w:val="A83212"/>
-          <w:sz w:val="19"/>
+          <w:color w:val="B8860B"/>
+          <w:sz w:val="16"/>
         </w:rPr>
         <w:t>第四條（環境維護自負責任）：</w:t>
-        <w:br/>
       </w:r>
       <w:r>
         <w:rPr>
           <w:rFonts w:ascii="PingFang TC" w:hAnsi="PingFang TC"/>
-          <w:color w:val="2D3748"/>
-          <w:sz w:val="18"/>
+          <w:color w:val="1A1D20"/>
+          <w:sz w:val="16"/>
         </w:rPr>
         <w:t>本區承諾獨立後將自律維護門前龍社路環境衛生，廢棄物定時定點投遞，絕不任意堆置公共區域，若有違反自願接受環保局及相關法令裁罰。</w:t>
       </w:r>
     </w:p>
     <w:p>
       <w:pPr>
-        <w:spacing w:before="240" w:after="120"/>
+        <w:spacing w:before="60" w:after="40"/>
       </w:pPr>
       <w:r>
         <w:rPr>
           <w:rFonts w:ascii="PingFang TC" w:hAnsi="PingFang TC"/>
           <w:b/>
-          <w:color w:val="A83212"/>
-          <w:sz w:val="21"/>
+          <w:color w:val="B8860B"/>
+          <w:sz w:val="17"/>
         </w:rPr>
         <w:t>立承諾切結書人（A2 大境全體 6 戶區權人簽章）：</w:t>
       </w:r>
@@ -147,31 +142,34 @@
         <w:tblLook w:firstColumn="1" w:firstRow="1" w:lastColumn="0" w:lastRow="0" w:noHBand="0" w:noVBand="1" w:val="04A0"/>
       </w:tblPr>
       <w:tblGrid>
-        <w:gridCol w:w="1928"/>
-        <w:gridCol w:w="1928"/>
-        <w:gridCol w:w="1928"/>
-        <w:gridCol w:w="1928"/>
-        <w:gridCol w:w="1928"/>
+        <w:gridCol w:w="1973"/>
+        <w:gridCol w:w="1973"/>
+        <w:gridCol w:w="1973"/>
+        <w:gridCol w:w="1973"/>
+        <w:gridCol w:w="1973"/>
       </w:tblGrid>
       <w:tr>
         <w:tc>
           <w:tcPr>
-            <w:tcW w:type="dxa" w:w="1928"/>
-            <w:shd w:fill="2D3748"/>
+            <w:tcW w:type="dxa" w:w="1701"/>
+            <w:shd w:fill="1A1D20"/>
             <w:tcMar>
-              <w:top w:w="100" w:type="dxa"/>
-              <w:bottom w:w="100" w:type="dxa"/>
-              <w:left w:w="80" w:type="dxa"/>
-              <w:right w:w="80" w:type="dxa"/>
+              <w:top w:w="50" w:type="dxa"/>
+              <w:bottom w:w="50" w:type="dxa"/>
+              <w:left w:w="50" w:type="dxa"/>
+              <w:right w:w="50" w:type="dxa"/>
             </w:tcMar>
           </w:tcPr>
           <w:p>
+            <w:pPr>
+              <w:spacing w:after="0"/>
+            </w:pPr>
             <w:r>
               <w:rPr>
                 <w:rFonts w:ascii="PingFang TC" w:hAnsi="PingFang TC"/>
                 <w:b/>
-                <w:color w:val="FFFFFF"/>
-                <w:sz w:val="17"/>
+                <w:color w:val="D4AF37"/>
+                <w:sz w:val="16"/>
               </w:rPr>
               <w:t>戶號門牌</w:t>
             </w:r>
@@ -179,22 +177,25 @@
         </w:tc>
         <w:tc>
           <w:tcPr>
-            <w:tcW w:type="dxa" w:w="1701"/>
-            <w:shd w:fill="2D3748"/>
+            <w:tcW w:type="dxa" w:w="1814"/>
+            <w:shd w:fill="1A1D20"/>
             <w:tcMar>
-              <w:top w:w="100" w:type="dxa"/>
-              <w:bottom w:w="100" w:type="dxa"/>
-              <w:left w:w="80" w:type="dxa"/>
-              <w:right w:w="80" w:type="dxa"/>
+              <w:top w:w="50" w:type="dxa"/>
+              <w:bottom w:w="50" w:type="dxa"/>
+              <w:left w:w="50" w:type="dxa"/>
+              <w:right w:w="50" w:type="dxa"/>
             </w:tcMar>
           </w:tcPr>
           <w:p>
+            <w:pPr>
+              <w:spacing w:after="0"/>
+            </w:pPr>
             <w:r>
               <w:rPr>
                 <w:rFonts w:ascii="PingFang TC" w:hAnsi="PingFang TC"/>
                 <w:b/>
-                <w:color w:val="FFFFFF"/>
-                <w:sz w:val="17"/>
+                <w:color w:val="D4AF37"/>
+                <w:sz w:val="16"/>
               </w:rPr>
               <w:t>區權人姓名</w:t>
             </w:r>
@@ -202,22 +203,25 @@
         </w:tc>
         <w:tc>
           <w:tcPr>
-            <w:tcW w:type="dxa" w:w="1814"/>
-            <w:shd w:fill="2D3748"/>
+            <w:tcW w:type="dxa" w:w="2041"/>
+            <w:shd w:fill="1A1D20"/>
             <w:tcMar>
-              <w:top w:w="100" w:type="dxa"/>
-              <w:bottom w:w="100" w:type="dxa"/>
-              <w:left w:w="80" w:type="dxa"/>
-              <w:right w:w="80" w:type="dxa"/>
+              <w:top w:w="50" w:type="dxa"/>
+              <w:bottom w:w="50" w:type="dxa"/>
+              <w:left w:w="50" w:type="dxa"/>
+              <w:right w:w="50" w:type="dxa"/>
             </w:tcMar>
           </w:tcPr>
           <w:p>
+            <w:pPr>
+              <w:spacing w:after="0"/>
+            </w:pPr>
             <w:r>
               <w:rPr>
                 <w:rFonts w:ascii="PingFang TC" w:hAnsi="PingFang TC"/>
                 <w:b/>
-                <w:color w:val="FFFFFF"/>
-                <w:sz w:val="17"/>
+                <w:color w:val="D4AF37"/>
+                <w:sz w:val="16"/>
               </w:rPr>
               <w:t>聯絡電話</w:t>
             </w:r>
@@ -226,21 +230,24 @@
         <w:tc>
           <w:tcPr>
             <w:tcW w:type="dxa" w:w="2154"/>
-            <w:shd w:fill="2D3748"/>
+            <w:shd w:fill="1A1D20"/>
             <w:tcMar>
-              <w:top w:w="100" w:type="dxa"/>
-              <w:bottom w:w="100" w:type="dxa"/>
-              <w:left w:w="80" w:type="dxa"/>
-              <w:right w:w="80" w:type="dxa"/>
+              <w:top w:w="50" w:type="dxa"/>
+              <w:bottom w:w="50" w:type="dxa"/>
+              <w:left w:w="50" w:type="dxa"/>
+              <w:right w:w="50" w:type="dxa"/>
             </w:tcMar>
           </w:tcPr>
           <w:p>
+            <w:pPr>
+              <w:spacing w:after="0"/>
+            </w:pPr>
             <w:r>
               <w:rPr>
                 <w:rFonts w:ascii="PingFang TC" w:hAnsi="PingFang TC"/>
                 <w:b/>
-                <w:color w:val="FFFFFF"/>
-                <w:sz w:val="17"/>
+                <w:color w:val="D4AF37"/>
+                <w:sz w:val="16"/>
               </w:rPr>
               <w:t>親筆簽名</w:t>
             </w:r>
@@ -248,24 +255,27 @@
         </w:tc>
         <w:tc>
           <w:tcPr>
-            <w:tcW w:type="dxa" w:w="2041"/>
-            <w:shd w:fill="2D3748"/>
+            <w:tcW w:type="dxa" w:w="2154"/>
+            <w:shd w:fill="1A1D20"/>
             <w:tcMar>
-              <w:top w:w="100" w:type="dxa"/>
-              <w:bottom w:w="100" w:type="dxa"/>
-              <w:left w:w="80" w:type="dxa"/>
-              <w:right w:w="80" w:type="dxa"/>
+              <w:top w:w="50" w:type="dxa"/>
+              <w:bottom w:w="50" w:type="dxa"/>
+              <w:left w:w="50" w:type="dxa"/>
+              <w:right w:w="50" w:type="dxa"/>
             </w:tcMar>
           </w:tcPr>
           <w:p>
+            <w:pPr>
+              <w:spacing w:after="0"/>
+            </w:pPr>
             <w:r>
               <w:rPr>
                 <w:rFonts w:ascii="PingFang TC" w:hAnsi="PingFang TC"/>
                 <w:b/>
-                <w:color w:val="FFFFFF"/>
-                <w:sz w:val="17"/>
+                <w:color w:val="D4AF37"/>
+                <w:sz w:val="16"/>
               </w:rPr>
-              <w:t>印鑑蓋章</w:t>
+              <w:t>印鑑蓋章 / 日期</w:t>
             </w:r>
           </w:p>
         </w:tc>
@@ -273,22 +283,25 @@
       <w:tr>
         <w:tc>
           <w:tcPr>
-            <w:tcW w:type="dxa" w:w="1928"/>
-            <w:shd w:fill="FFFBEB"/>
+            <w:tcW w:type="dxa" w:w="1701"/>
+            <w:shd w:fill="FFFDF5"/>
             <w:tcMar>
-              <w:top w:w="110" w:type="dxa"/>
-              <w:bottom w:w="110" w:type="dxa"/>
-              <w:left w:w="80" w:type="dxa"/>
-              <w:right w:w="80" w:type="dxa"/>
+              <w:top w:w="60" w:type="dxa"/>
+              <w:bottom w:w="60" w:type="dxa"/>
+              <w:left w:w="50" w:type="dxa"/>
+              <w:right w:w="50" w:type="dxa"/>
             </w:tcMar>
           </w:tcPr>
           <w:p>
+            <w:pPr>
+              <w:spacing w:after="0"/>
+            </w:pPr>
             <w:r>
               <w:rPr>
                 <w:rFonts w:ascii="PingFang TC" w:hAnsi="PingFang TC"/>
                 <w:b/>
-                <w:color w:val="A83212"/>
-                <w:sz w:val="18"/>
+                <w:color w:val="B8860B"/>
+                <w:sz w:val="16"/>
               </w:rPr>
               <w:t>龍社路 593 號</w:t>
             </w:r>
@@ -296,76 +309,95 @@
         </w:tc>
         <w:tc>
           <w:tcPr>
-            <w:tcW w:type="dxa" w:w="1701"/>
+            <w:tcW w:type="dxa" w:w="1814"/>
             <w:shd w:fill="FFFFFF"/>
             <w:tcMar>
-              <w:top w:w="110" w:type="dxa"/>
-              <w:bottom w:w="110" w:type="dxa"/>
-              <w:left w:w="80" w:type="dxa"/>
-              <w:right w:w="80" w:type="dxa"/>
+              <w:top w:w="60" w:type="dxa"/>
+              <w:bottom w:w="60" w:type="dxa"/>
+              <w:left w:w="50" w:type="dxa"/>
+              <w:right w:w="50" w:type="dxa"/>
             </w:tcMar>
           </w:tcPr>
-          <w:p/>
+          <w:p>
+            <w:pPr>
+              <w:spacing w:after="0"/>
+            </w:pPr>
+          </w:p>
         </w:tc>
         <w:tc>
           <w:tcPr>
-            <w:tcW w:type="dxa" w:w="1814"/>
+            <w:tcW w:type="dxa" w:w="2041"/>
             <w:shd w:fill="FFFFFF"/>
             <w:tcMar>
-              <w:top w:w="110" w:type="dxa"/>
-              <w:bottom w:w="110" w:type="dxa"/>
-              <w:left w:w="80" w:type="dxa"/>
-              <w:right w:w="80" w:type="dxa"/>
+              <w:top w:w="60" w:type="dxa"/>
+              <w:bottom w:w="60" w:type="dxa"/>
+              <w:left w:w="50" w:type="dxa"/>
+              <w:right w:w="50" w:type="dxa"/>
             </w:tcMar>
           </w:tcPr>
-          <w:p/>
+          <w:p>
+            <w:pPr>
+              <w:spacing w:after="0"/>
+            </w:pPr>
+          </w:p>
         </w:tc>
         <w:tc>
           <w:tcPr>
             <w:tcW w:type="dxa" w:w="2154"/>
             <w:shd w:fill="FFFFFF"/>
             <w:tcMar>
-              <w:top w:w="110" w:type="dxa"/>
-              <w:bottom w:w="110" w:type="dxa"/>
-              <w:left w:w="80" w:type="dxa"/>
-              <w:right w:w="80" w:type="dxa"/>
+              <w:top w:w="60" w:type="dxa"/>
+              <w:bottom w:w="60" w:type="dxa"/>
+              <w:left w:w="50" w:type="dxa"/>
+              <w:right w:w="50" w:type="dxa"/>
             </w:tcMar>
           </w:tcPr>
-          <w:p/>
+          <w:p>
+            <w:pPr>
+              <w:spacing w:after="0"/>
+            </w:pPr>
+          </w:p>
         </w:tc>
         <w:tc>
           <w:tcPr>
-            <w:tcW w:type="dxa" w:w="2041"/>
+            <w:tcW w:type="dxa" w:w="2154"/>
             <w:shd w:fill="FFFFFF"/>
             <w:tcMar>
-              <w:top w:w="110" w:type="dxa"/>
-              <w:bottom w:w="110" w:type="dxa"/>
-              <w:left w:w="80" w:type="dxa"/>
-              <w:right w:w="80" w:type="dxa"/>
+              <w:top w:w="60" w:type="dxa"/>
+              <w:bottom w:w="60" w:type="dxa"/>
+              <w:left w:w="50" w:type="dxa"/>
+              <w:right w:w="50" w:type="dxa"/>
             </w:tcMar>
           </w:tcPr>
-          <w:p/>
+          <w:p>
+            <w:pPr>
+              <w:spacing w:after="0"/>
+            </w:pPr>
+          </w:p>
         </w:tc>
       </w:tr>
       <w:tr>
         <w:tc>
           <w:tcPr>
-            <w:tcW w:type="dxa" w:w="1928"/>
-            <w:shd w:fill="FFFBEB"/>
+            <w:tcW w:type="dxa" w:w="1701"/>
+            <w:shd w:fill="FFFDF5"/>
             <w:tcMar>
-              <w:top w:w="110" w:type="dxa"/>
-              <w:bottom w:w="110" w:type="dxa"/>
-              <w:left w:w="80" w:type="dxa"/>
-              <w:right w:w="80" w:type="dxa"/>
+              <w:top w:w="60" w:type="dxa"/>
+              <w:bottom w:w="60" w:type="dxa"/>
+              <w:left w:w="50" w:type="dxa"/>
+              <w:right w:w="50" w:type="dxa"/>
             </w:tcMar>
           </w:tcPr>
           <w:p>
+            <w:pPr>
+              <w:spacing w:after="0"/>
+            </w:pPr>
             <w:r>
               <w:rPr>
                 <w:rFonts w:ascii="PingFang TC" w:hAnsi="PingFang TC"/>
                 <w:b/>
-                <w:color w:val="A83212"/>
-                <w:sz w:val="18"/>
+                <w:color w:val="B8860B"/>
+                <w:sz w:val="16"/>
               </w:rPr>
               <w:t>龍社路 595 號</w:t>
             </w:r>
@@ -373,76 +405,95 @@
         </w:tc>
         <w:tc>
           <w:tcPr>
-            <w:tcW w:type="dxa" w:w="1701"/>
-            <w:shd w:fill="F8FAFC"/>
+            <w:tcW w:type="dxa" w:w="1814"/>
+            <w:shd w:fill="FAF8F2"/>
             <w:tcMar>
-              <w:top w:w="110" w:type="dxa"/>
-              <w:bottom w:w="110" w:type="dxa"/>
-              <w:left w:w="80" w:type="dxa"/>
-              <w:right w:w="80" w:type="dxa"/>
+              <w:top w:w="60" w:type="dxa"/>
+              <w:bottom w:w="60" w:type="dxa"/>
+              <w:left w:w="50" w:type="dxa"/>
+              <w:right w:w="50" w:type="dxa"/>
             </w:tcMar>
           </w:tcPr>
-          <w:p/>
+          <w:p>
+            <w:pPr>
+              <w:spacing w:after="0"/>
+            </w:pPr>
+          </w:p>
         </w:tc>
         <w:tc>
           <w:tcPr>
-            <w:tcW w:type="dxa" w:w="1814"/>
-            <w:shd w:fill="F8FAFC"/>
+            <w:tcW w:type="dxa" w:w="2041"/>
+            <w:shd w:fill="FAF8F2"/>
             <w:tcMar>
-              <w:top w:w="110" w:type="dxa"/>
-              <w:bottom w:w="110" w:type="dxa"/>
-              <w:left w:w="80" w:type="dxa"/>
-              <w:right w:w="80" w:type="dxa"/>
+              <w:top w:w="60" w:type="dxa"/>
+              <w:bottom w:w="60" w:type="dxa"/>
+              <w:left w:w="50" w:type="dxa"/>
+              <w:right w:w="50" w:type="dxa"/>
             </w:tcMar>
           </w:tcPr>
-          <w:p/>
+          <w:p>
+            <w:pPr>
+              <w:spacing w:after="0"/>
+            </w:pPr>
+          </w:p>
         </w:tc>
         <w:tc>
           <w:tcPr>
             <w:tcW w:type="dxa" w:w="2154"/>
-            <w:shd w:fill="F8FAFC"/>
+            <w:shd w:fill="FAF8F2"/>
             <w:tcMar>
-              <w:top w:w="110" w:type="dxa"/>
-              <w:bottom w:w="110" w:type="dxa"/>
-              <w:left w:w="80" w:type="dxa"/>
-              <w:right w:w="80" w:type="dxa"/>
+              <w:top w:w="60" w:type="dxa"/>
+              <w:bottom w:w="60" w:type="dxa"/>
+              <w:left w:w="50" w:type="dxa"/>
+              <w:right w:w="50" w:type="dxa"/>
             </w:tcMar>
           </w:tcPr>
-          <w:p/>
+          <w:p>
+            <w:pPr>
+              <w:spacing w:after="0"/>
+            </w:pPr>
+          </w:p>
         </w:tc>
         <w:tc>
           <w:tcPr>
-            <w:tcW w:type="dxa" w:w="2041"/>
-            <w:shd w:fill="F8FAFC"/>
+            <w:tcW w:type="dxa" w:w="2154"/>
+            <w:shd w:fill="FAF8F2"/>
             <w:tcMar>
-              <w:top w:w="110" w:type="dxa"/>
-              <w:bottom w:w="110" w:type="dxa"/>
-              <w:left w:w="80" w:type="dxa"/>
-              <w:right w:w="80" w:type="dxa"/>
+              <w:top w:w="60" w:type="dxa"/>
+              <w:bottom w:w="60" w:type="dxa"/>
+              <w:left w:w="50" w:type="dxa"/>
+              <w:right w:w="50" w:type="dxa"/>
             </w:tcMar>
           </w:tcPr>
-          <w:p/>
+          <w:p>
+            <w:pPr>
+              <w:spacing w:after="0"/>
+            </w:pPr>
+          </w:p>
         </w:tc>
       </w:tr>
       <w:tr>
         <w:tc>
           <w:tcPr>
-            <w:tcW w:type="dxa" w:w="1928"/>
-            <w:shd w:fill="FFFBEB"/>
+            <w:tcW w:type="dxa" w:w="1701"/>
+            <w:shd w:fill="FFFDF5"/>
             <w:tcMar>
-              <w:top w:w="110" w:type="dxa"/>
-              <w:bottom w:w="110" w:type="dxa"/>
-              <w:left w:w="80" w:type="dxa"/>
-              <w:right w:w="80" w:type="dxa"/>
+              <w:top w:w="60" w:type="dxa"/>
+              <w:bottom w:w="60" w:type="dxa"/>
+              <w:left w:w="50" w:type="dxa"/>
+              <w:right w:w="50" w:type="dxa"/>
             </w:tcMar>
           </w:tcPr>
           <w:p>
+            <w:pPr>
+              <w:spacing w:after="0"/>
+            </w:pPr>
             <w:r>
               <w:rPr>
                 <w:rFonts w:ascii="PingFang TC" w:hAnsi="PingFang TC"/>
                 <w:b/>
-                <w:color w:val="A83212"/>
-                <w:sz w:val="18"/>
+                <w:color w:val="B8860B"/>
+                <w:sz w:val="16"/>
               </w:rPr>
               <w:t>龍社路 597 號</w:t>
             </w:r>
@@ -450,76 +501,95 @@
         </w:tc>
         <w:tc>
           <w:tcPr>
-            <w:tcW w:type="dxa" w:w="1701"/>
+            <w:tcW w:type="dxa" w:w="1814"/>
             <w:shd w:fill="FFFFFF"/>
             <w:tcMar>
-              <w:top w:w="110" w:type="dxa"/>
-              <w:bottom w:w="110" w:type="dxa"/>
-              <w:left w:w="80" w:type="dxa"/>
-              <w:right w:w="80" w:type="dxa"/>
+              <w:top w:w="60" w:type="dxa"/>
+              <w:bottom w:w="60" w:type="dxa"/>
+              <w:left w:w="50" w:type="dxa"/>
+              <w:right w:w="50" w:type="dxa"/>
             </w:tcMar>
           </w:tcPr>
-          <w:p/>
+          <w:p>
+            <w:pPr>
+              <w:spacing w:after="0"/>
+            </w:pPr>
+          </w:p>
         </w:tc>
         <w:tc>
           <w:tcPr>
-            <w:tcW w:type="dxa" w:w="1814"/>
+            <w:tcW w:type="dxa" w:w="2041"/>
             <w:shd w:fill="FFFFFF"/>
             <w:tcMar>
-              <w:top w:w="110" w:type="dxa"/>
-              <w:bottom w:w="110" w:type="dxa"/>
-              <w:left w:w="80" w:type="dxa"/>
-              <w:right w:w="80" w:type="dxa"/>
+              <w:top w:w="60" w:type="dxa"/>
+              <w:bottom w:w="60" w:type="dxa"/>
+              <w:left w:w="50" w:type="dxa"/>
+              <w:right w:w="50" w:type="dxa"/>
             </w:tcMar>
           </w:tcPr>
-          <w:p/>
+          <w:p>
+            <w:pPr>
+              <w:spacing w:after="0"/>
+            </w:pPr>
+          </w:p>
         </w:tc>
         <w:tc>
           <w:tcPr>
             <w:tcW w:type="dxa" w:w="2154"/>
             <w:shd w:fill="FFFFFF"/>
             <w:tcMar>
-              <w:top w:w="110" w:type="dxa"/>
-              <w:bottom w:w="110" w:type="dxa"/>
-              <w:left w:w="80" w:type="dxa"/>
-              <w:right w:w="80" w:type="dxa"/>
+              <w:top w:w="60" w:type="dxa"/>
+              <w:bottom w:w="60" w:type="dxa"/>
+              <w:left w:w="50" w:type="dxa"/>
+              <w:right w:w="50" w:type="dxa"/>
             </w:tcMar>
           </w:tcPr>
-          <w:p/>
+          <w:p>
+            <w:pPr>
+              <w:spacing w:after="0"/>
+            </w:pPr>
+          </w:p>
         </w:tc>
         <w:tc>
           <w:tcPr>
-            <w:tcW w:type="dxa" w:w="2041"/>
+            <w:tcW w:type="dxa" w:w="2154"/>
             <w:shd w:fill="FFFFFF"/>
             <w:tcMar>
-              <w:top w:w="110" w:type="dxa"/>
-              <w:bottom w:w="110" w:type="dxa"/>
-              <w:left w:w="80" w:type="dxa"/>
-              <w:right w:w="80" w:type="dxa"/>
+              <w:top w:w="60" w:type="dxa"/>
+              <w:bottom w:w="60" w:type="dxa"/>
+              <w:left w:w="50" w:type="dxa"/>
+              <w:right w:w="50" w:type="dxa"/>
             </w:tcMar>
           </w:tcPr>
-          <w:p/>
+          <w:p>
+            <w:pPr>
+              <w:spacing w:after="0"/>
+            </w:pPr>
+          </w:p>
         </w:tc>
       </w:tr>
       <w:tr>
         <w:tc>
           <w:tcPr>
-            <w:tcW w:type="dxa" w:w="1928"/>
-            <w:shd w:fill="FFFBEB"/>
+            <w:tcW w:type="dxa" w:w="1701"/>
+            <w:shd w:fill="FFFDF5"/>
             <w:tcMar>
-              <w:top w:w="110" w:type="dxa"/>
-              <w:bottom w:w="110" w:type="dxa"/>
-              <w:left w:w="80" w:type="dxa"/>
-              <w:right w:w="80" w:type="dxa"/>
+              <w:top w:w="60" w:type="dxa"/>
+              <w:bottom w:w="60" w:type="dxa"/>
+              <w:left w:w="50" w:type="dxa"/>
+              <w:right w:w="50" w:type="dxa"/>
             </w:tcMar>
           </w:tcPr>
           <w:p>
+            <w:pPr>
+              <w:spacing w:after="0"/>
+            </w:pPr>
             <w:r>
               <w:rPr>
                 <w:rFonts w:ascii="PingFang TC" w:hAnsi="PingFang TC"/>
                 <w:b/>
-                <w:color w:val="A83212"/>
-                <w:sz w:val="18"/>
+                <w:color w:val="B8860B"/>
+                <w:sz w:val="16"/>
               </w:rPr>
               <w:t>龍社路 599 號</w:t>
             </w:r>
@@ -527,76 +597,95 @@
         </w:tc>
         <w:tc>
           <w:tcPr>
-            <w:tcW w:type="dxa" w:w="1701"/>
-            <w:shd w:fill="F8FAFC"/>
+            <w:tcW w:type="dxa" w:w="1814"/>
+            <w:shd w:fill="FAF8F2"/>
             <w:tcMar>
-              <w:top w:w="110" w:type="dxa"/>
-              <w:bottom w:w="110" w:type="dxa"/>
-              <w:left w:w="80" w:type="dxa"/>
-              <w:right w:w="80" w:type="dxa"/>
+              <w:top w:w="60" w:type="dxa"/>
+              <w:bottom w:w="60" w:type="dxa"/>
+              <w:left w:w="50" w:type="dxa"/>
+              <w:right w:w="50" w:type="dxa"/>
             </w:tcMar>
           </w:tcPr>
-          <w:p/>
+          <w:p>
+            <w:pPr>
+              <w:spacing w:after="0"/>
+            </w:pPr>
+          </w:p>
         </w:tc>
         <w:tc>
           <w:tcPr>
-            <w:tcW w:type="dxa" w:w="1814"/>
-            <w:shd w:fill="F8FAFC"/>
+            <w:tcW w:type="dxa" w:w="2041"/>
+            <w:shd w:fill="FAF8F2"/>
             <w:tcMar>
-              <w:top w:w="110" w:type="dxa"/>
-              <w:bottom w:w="110" w:type="dxa"/>
-              <w:left w:w="80" w:type="dxa"/>
-              <w:right w:w="80" w:type="dxa"/>
+              <w:top w:w="60" w:type="dxa"/>
+              <w:bottom w:w="60" w:type="dxa"/>
+              <w:left w:w="50" w:type="dxa"/>
+              <w:right w:w="50" w:type="dxa"/>
             </w:tcMar>
           </w:tcPr>
-          <w:p/>
+          <w:p>
+            <w:pPr>
+              <w:spacing w:after="0"/>
+            </w:pPr>
+          </w:p>
         </w:tc>
         <w:tc>
           <w:tcPr>
             <w:tcW w:type="dxa" w:w="2154"/>
-            <w:shd w:fill="F8FAFC"/>
+            <w:shd w:fill="FAF8F2"/>
             <w:tcMar>
-              <w:top w:w="110" w:type="dxa"/>
-              <w:bottom w:w="110" w:type="dxa"/>
-              <w:left w:w="80" w:type="dxa"/>
-              <w:right w:w="80" w:type="dxa"/>
+              <w:top w:w="60" w:type="dxa"/>
+              <w:bottom w:w="60" w:type="dxa"/>
+              <w:left w:w="50" w:type="dxa"/>
+              <w:right w:w="50" w:type="dxa"/>
             </w:tcMar>
           </w:tcPr>
-          <w:p/>
+          <w:p>
+            <w:pPr>
+              <w:spacing w:after="0"/>
+            </w:pPr>
+          </w:p>
         </w:tc>
         <w:tc>
           <w:tcPr>
-            <w:tcW w:type="dxa" w:w="2041"/>
-            <w:shd w:fill="F8FAFC"/>
+            <w:tcW w:type="dxa" w:w="2154"/>
+            <w:shd w:fill="FAF8F2"/>
             <w:tcMar>
-              <w:top w:w="110" w:type="dxa"/>
-              <w:bottom w:w="110" w:type="dxa"/>
-              <w:left w:w="80" w:type="dxa"/>
-              <w:right w:w="80" w:type="dxa"/>
+              <w:top w:w="60" w:type="dxa"/>
+              <w:bottom w:w="60" w:type="dxa"/>
+              <w:left w:w="50" w:type="dxa"/>
+              <w:right w:w="50" w:type="dxa"/>
             </w:tcMar>
           </w:tcPr>
-          <w:p/>
+          <w:p>
+            <w:pPr>
+              <w:spacing w:after="0"/>
+            </w:pPr>
+          </w:p>
         </w:tc>
       </w:tr>
       <w:tr>
         <w:tc>
           <w:tcPr>
-            <w:tcW w:type="dxa" w:w="1928"/>
-            <w:shd w:fill="FFFBEB"/>
+            <w:tcW w:type="dxa" w:w="1701"/>
+            <w:shd w:fill="FFFDF5"/>
             <w:tcMar>
-              <w:top w:w="110" w:type="dxa"/>
-              <w:bottom w:w="110" w:type="dxa"/>
-              <w:left w:w="80" w:type="dxa"/>
-              <w:right w:w="80" w:type="dxa"/>
+              <w:top w:w="60" w:type="dxa"/>
+              <w:bottom w:w="60" w:type="dxa"/>
+              <w:left w:w="50" w:type="dxa"/>
+              <w:right w:w="50" w:type="dxa"/>
             </w:tcMar>
           </w:tcPr>
           <w:p>
+            <w:pPr>
+              <w:spacing w:after="0"/>
+            </w:pPr>
             <w:r>
               <w:rPr>
                 <w:rFonts w:ascii="PingFang TC" w:hAnsi="PingFang TC"/>
                 <w:b/>
-                <w:color w:val="A83212"/>
-                <w:sz w:val="18"/>
+                <w:color w:val="B8860B"/>
+                <w:sz w:val="16"/>
               </w:rPr>
               <w:t>龍社路 601 號</w:t>
             </w:r>
@@ -604,76 +693,95 @@
         </w:tc>
         <w:tc>
           <w:tcPr>
-            <w:tcW w:type="dxa" w:w="1701"/>
+            <w:tcW w:type="dxa" w:w="1814"/>
             <w:shd w:fill="FFFFFF"/>
             <w:tcMar>
-              <w:top w:w="110" w:type="dxa"/>
-              <w:bottom w:w="110" w:type="dxa"/>
-              <w:left w:w="80" w:type="dxa"/>
-              <w:right w:w="80" w:type="dxa"/>
+              <w:top w:w="60" w:type="dxa"/>
+              <w:bottom w:w="60" w:type="dxa"/>
+              <w:left w:w="50" w:type="dxa"/>
+              <w:right w:w="50" w:type="dxa"/>
             </w:tcMar>
           </w:tcPr>
-          <w:p/>
+          <w:p>
+            <w:pPr>
+              <w:spacing w:after="0"/>
+            </w:pPr>
+          </w:p>
         </w:tc>
         <w:tc>
           <w:tcPr>
-            <w:tcW w:type="dxa" w:w="1814"/>
+            <w:tcW w:type="dxa" w:w="2041"/>
             <w:shd w:fill="FFFFFF"/>
             <w:tcMar>
-              <w:top w:w="110" w:type="dxa"/>
-              <w:bottom w:w="110" w:type="dxa"/>
-              <w:left w:w="80" w:type="dxa"/>
-              <w:right w:w="80" w:type="dxa"/>
+              <w:top w:w="60" w:type="dxa"/>
+              <w:bottom w:w="60" w:type="dxa"/>
+              <w:left w:w="50" w:type="dxa"/>
+              <w:right w:w="50" w:type="dxa"/>
             </w:tcMar>
           </w:tcPr>
-          <w:p/>
+          <w:p>
+            <w:pPr>
+              <w:spacing w:after="0"/>
+            </w:pPr>
+          </w:p>
         </w:tc>
         <w:tc>
           <w:tcPr>
             <w:tcW w:type="dxa" w:w="2154"/>
             <w:shd w:fill="FFFFFF"/>
             <w:tcMar>
-              <w:top w:w="110" w:type="dxa"/>
-              <w:bottom w:w="110" w:type="dxa"/>
-              <w:left w:w="80" w:type="dxa"/>
-              <w:right w:w="80" w:type="dxa"/>
+              <w:top w:w="60" w:type="dxa"/>
+              <w:bottom w:w="60" w:type="dxa"/>
+              <w:left w:w="50" w:type="dxa"/>
+              <w:right w:w="50" w:type="dxa"/>
             </w:tcMar>
           </w:tcPr>
-          <w:p/>
+          <w:p>
+            <w:pPr>
+              <w:spacing w:after="0"/>
+            </w:pPr>
+          </w:p>
         </w:tc>
         <w:tc>
           <w:tcPr>
-            <w:tcW w:type="dxa" w:w="2041"/>
+            <w:tcW w:type="dxa" w:w="2154"/>
             <w:shd w:fill="FFFFFF"/>
             <w:tcMar>
-              <w:top w:w="110" w:type="dxa"/>
-              <w:bottom w:w="110" w:type="dxa"/>
-              <w:left w:w="80" w:type="dxa"/>
-              <w:right w:w="80" w:type="dxa"/>
+              <w:top w:w="60" w:type="dxa"/>
+              <w:bottom w:w="60" w:type="dxa"/>
+              <w:left w:w="50" w:type="dxa"/>
+              <w:right w:w="50" w:type="dxa"/>
             </w:tcMar>
           </w:tcPr>
-          <w:p/>
+          <w:p>
+            <w:pPr>
+              <w:spacing w:after="0"/>
+            </w:pPr>
+          </w:p>
         </w:tc>
       </w:tr>
       <w:tr>
         <w:tc>
           <w:tcPr>
-            <w:tcW w:type="dxa" w:w="1928"/>
-            <w:shd w:fill="FFFBEB"/>
+            <w:tcW w:type="dxa" w:w="1701"/>
+            <w:shd w:fill="FFFDF5"/>
             <w:tcMar>
-              <w:top w:w="110" w:type="dxa"/>
-              <w:bottom w:w="110" w:type="dxa"/>
-              <w:left w:w="80" w:type="dxa"/>
-              <w:right w:w="80" w:type="dxa"/>
+              <w:top w:w="60" w:type="dxa"/>
+              <w:bottom w:w="60" w:type="dxa"/>
+              <w:left w:w="50" w:type="dxa"/>
+              <w:right w:w="50" w:type="dxa"/>
             </w:tcMar>
           </w:tcPr>
           <w:p>
+            <w:pPr>
+              <w:spacing w:after="0"/>
+            </w:pPr>
             <w:r>
               <w:rPr>
                 <w:rFonts w:ascii="PingFang TC" w:hAnsi="PingFang TC"/>
                 <w:b/>
-                <w:color w:val="A83212"/>
-                <w:sz w:val="18"/>
+                <w:color w:val="B8860B"/>
+                <w:sz w:val="16"/>
               </w:rPr>
               <w:t>龍社路 603 號</w:t>
             </w:r>
@@ -681,69 +789,85 @@
         </w:tc>
         <w:tc>
           <w:tcPr>
-            <w:tcW w:type="dxa" w:w="1701"/>
-            <w:shd w:fill="F8FAFC"/>
+            <w:tcW w:type="dxa" w:w="1814"/>
+            <w:shd w:fill="FAF8F2"/>
             <w:tcMar>
-              <w:top w:w="110" w:type="dxa"/>
-              <w:bottom w:w="110" w:type="dxa"/>
-              <w:left w:w="80" w:type="dxa"/>
-              <w:right w:w="80" w:type="dxa"/>
+              <w:top w:w="60" w:type="dxa"/>
+              <w:bottom w:w="60" w:type="dxa"/>
+              <w:left w:w="50" w:type="dxa"/>
+              <w:right w:w="50" w:type="dxa"/>
             </w:tcMar>
           </w:tcPr>
-          <w:p/>
+          <w:p>
+            <w:pPr>
+              <w:spacing w:after="0"/>
+            </w:pPr>
+          </w:p>
         </w:tc>
         <w:tc>
           <w:tcPr>
-            <w:tcW w:type="dxa" w:w="1814"/>
-            <w:shd w:fill="F8FAFC"/>
+            <w:tcW w:type="dxa" w:w="2041"/>
+            <w:shd w:fill="FAF8F2"/>
             <w:tcMar>
-              <w:top w:w="110" w:type="dxa"/>
-              <w:bottom w:w="110" w:type="dxa"/>
-              <w:left w:w="80" w:type="dxa"/>
-              <w:right w:w="80" w:type="dxa"/>
+              <w:top w:w="60" w:type="dxa"/>
+              <w:bottom w:w="60" w:type="dxa"/>
+              <w:left w:w="50" w:type="dxa"/>
+              <w:right w:w="50" w:type="dxa"/>
             </w:tcMar>
           </w:tcPr>
-          <w:p/>
+          <w:p>
+            <w:pPr>
+              <w:spacing w:after="0"/>
+            </w:pPr>
+          </w:p>
         </w:tc>
         <w:tc>
           <w:tcPr>
             <w:tcW w:type="dxa" w:w="2154"/>
-            <w:shd w:fill="F8FAFC"/>
+            <w:shd w:fill="FAF8F2"/>
             <w:tcMar>
-              <w:top w:w="110" w:type="dxa"/>
-              <w:bottom w:w="110" w:type="dxa"/>
-              <w:left w:w="80" w:type="dxa"/>
-              <w:right w:w="80" w:type="dxa"/>
+              <w:top w:w="60" w:type="dxa"/>
+              <w:bottom w:w="60" w:type="dxa"/>
+              <w:left w:w="50" w:type="dxa"/>
+              <w:right w:w="50" w:type="dxa"/>
             </w:tcMar>
           </w:tcPr>
-          <w:p/>
+          <w:p>
+            <w:pPr>
+              <w:spacing w:after="0"/>
+            </w:pPr>
+          </w:p>
         </w:tc>
         <w:tc>
           <w:tcPr>
-            <w:tcW w:type="dxa" w:w="2041"/>
-            <w:shd w:fill="F8FAFC"/>
+            <w:tcW w:type="dxa" w:w="2154"/>
+            <w:shd w:fill="FAF8F2"/>
             <w:tcMar>
-              <w:top w:w="110" w:type="dxa"/>
-              <w:bottom w:w="110" w:type="dxa"/>
-              <w:left w:w="80" w:type="dxa"/>
-              <w:right w:w="80" w:type="dxa"/>
+              <w:top w:w="60" w:type="dxa"/>
+              <w:bottom w:w="60" w:type="dxa"/>
+              <w:left w:w="50" w:type="dxa"/>
+              <w:right w:w="50" w:type="dxa"/>
             </w:tcMar>
           </w:tcPr>
-          <w:p/>
+          <w:p>
+            <w:pPr>
+              <w:spacing w:after="0"/>
+            </w:pPr>
+          </w:p>
         </w:tc>
       </w:tr>
     </w:tbl>
     <w:p>
       <w:pPr>
-        <w:spacing w:before="400"/>
+        <w:spacing w:before="80" w:after="0"/>
         <w:jc w:val="right"/>
       </w:pPr>
       <w:r>
         <w:rPr>
           <w:rFonts w:ascii="PingFang TC" w:hAnsi="PingFang TC"/>
           <w:b/>
-          <w:color w:val="2D3748"/>
-          <w:sz w:val="19"/>
+          <w:color w:val="1A1D20"/>
+          <w:sz w:val="16"/>
         </w:rPr>
         <w:t>中華民國 115 年 _____ 月 _____ 日</w:t>
       </w:r>
@@ -752,7 +876,7 @@
       <w:headerReference w:type="default" r:id="rId9"/>
       <w:footerReference w:type="default" r:id="rId10"/>
       <w:pgSz w:w="11906" w:h="16838"/>
-      <w:pgMar w:top="1134" w:right="1134" w:bottom="1134" w:left="1134" w:header="720" w:footer="720" w:gutter="0"/>
+      <w:pgMar w:top="794" w:right="1020" w:bottom="794" w:left="1020" w:header="720" w:footer="720" w:gutter="0"/>
       <w:cols w:space="720"/>
       <w:docGrid w:linePitch="360"/>
     </w:sectPr>
@@ -825,10 +949,10 @@
     <w:r>
       <w:rPr>
         <w:rFonts w:ascii="PingFang TC" w:hAnsi="PingFang TC"/>
-        <w:color w:val="718096"/>
-        <w:sz w:val="17"/>
-      </w:rPr>
-      <w:t>附件四：共用設施無依賴切結與生活垃圾自行清運承諾書 ｜ 法定附件</w:t>
+        <w:color w:val="8C8273"/>
+        <w:sz w:val="16"/>
+      </w:rPr>
+      <w:t>附件四：富宇大境共用設施無依賴切結與生活垃圾自行清運承諾書 ｜ 專案編號：FY-SPLIT-2026-A2</w:t>
     </w:r>
   </w:p>
 </w:hdr>
